--- a/klagomål/A 36561-2022 FSC-klagomål.docx
+++ b/klagomål/A 36561-2022 FSC-klagomål.docx
@@ -672,7 +672,7 @@
     <w:r>
       <w:tab/>
       <w:tab/>
-      <w:t>2026-09-14</w:t>
+      <w:t>2026-09-15</w:t>
       <w:br/>
       <w:br/>
     </w:r>

--- a/klagomål/A 36561-2022 FSC-klagomål.docx
+++ b/klagomål/A 36561-2022 FSC-klagomål.docx
@@ -672,7 +672,7 @@
     <w:r>
       <w:tab/>
       <w:tab/>
-      <w:t>2026-09-15</w:t>
+      <w:t>2026-09-16</w:t>
       <w:br/>
       <w:br/>
     </w:r>

--- a/klagomål/A 36561-2022 FSC-klagomål.docx
+++ b/klagomål/A 36561-2022 FSC-klagomål.docx
@@ -672,7 +672,7 @@
     <w:r>
       <w:tab/>
       <w:tab/>
-      <w:t>2026-09-16</w:t>
+      <w:t>2026-09-17</w:t>
       <w:br/>
       <w:br/>
     </w:r>

--- a/klagomål/A 36561-2022 FSC-klagomål.docx
+++ b/klagomål/A 36561-2022 FSC-klagomål.docx
@@ -672,7 +672,7 @@
     <w:r>
       <w:tab/>
       <w:tab/>
-      <w:t>2026-09-17</w:t>
+      <w:t>2026-09-18</w:t>
       <w:br/>
       <w:br/>
     </w:r>

--- a/klagomål/A 36561-2022 FSC-klagomål.docx
+++ b/klagomål/A 36561-2022 FSC-klagomål.docx
@@ -672,7 +672,7 @@
     <w:r>
       <w:tab/>
       <w:tab/>
-      <w:t>2026-09-18</w:t>
+      <w:t>2026-09-19</w:t>
       <w:br/>
       <w:br/>
     </w:r>

--- a/klagomål/A 36561-2022 FSC-klagomål.docx
+++ b/klagomål/A 36561-2022 FSC-klagomål.docx
@@ -672,7 +672,7 @@
     <w:r>
       <w:tab/>
       <w:tab/>
-      <w:t>2026-09-19</w:t>
+      <w:t>2026-09-21</w:t>
       <w:br/>
       <w:br/>
     </w:r>

--- a/klagomål/A 36561-2022 FSC-klagomål.docx
+++ b/klagomål/A 36561-2022 FSC-klagomål.docx
@@ -672,7 +672,7 @@
     <w:r>
       <w:tab/>
       <w:tab/>
-      <w:t>2026-09-21</w:t>
+      <w:t>2026-09-23</w:t>
       <w:br/>
       <w:br/>
     </w:r>

--- a/klagomål/A 36561-2022 FSC-klagomål.docx
+++ b/klagomål/A 36561-2022 FSC-klagomål.docx
@@ -672,7 +672,7 @@
     <w:r>
       <w:tab/>
       <w:tab/>
-      <w:t>2026-09-23</w:t>
+      <w:t>2026-09-24</w:t>
       <w:br/>
       <w:br/>
     </w:r>

--- a/klagomål/A 36561-2022 FSC-klagomål.docx
+++ b/klagomål/A 36561-2022 FSC-klagomål.docx
@@ -672,7 +672,7 @@
     <w:r>
       <w:tab/>
       <w:tab/>
-      <w:t>2026-09-24</w:t>
+      <w:t>2026-09-25</w:t>
       <w:br/>
       <w:br/>
     </w:r>

--- a/klagomål/A 36561-2022 FSC-klagomål.docx
+++ b/klagomål/A 36561-2022 FSC-klagomål.docx
@@ -672,7 +672,7 @@
     <w:r>
       <w:tab/>
       <w:tab/>
-      <w:t>2026-09-25</w:t>
+      <w:t>2026-09-26</w:t>
       <w:br/>
       <w:br/>
     </w:r>

--- a/klagomål/A 36561-2022 FSC-klagomål.docx
+++ b/klagomål/A 36561-2022 FSC-klagomål.docx
@@ -672,7 +672,7 @@
     <w:r>
       <w:tab/>
       <w:tab/>
-      <w:t>2026-09-26</w:t>
+      <w:t>2026-09-27</w:t>
       <w:br/>
       <w:br/>
     </w:r>

--- a/klagomål/A 36561-2022 FSC-klagomål.docx
+++ b/klagomål/A 36561-2022 FSC-klagomål.docx
@@ -672,7 +672,7 @@
     <w:r>
       <w:tab/>
       <w:tab/>
-      <w:t>2026-09-27</w:t>
+      <w:t>2026-09-28</w:t>
       <w:br/>
       <w:br/>
     </w:r>

--- a/klagomål/A 36561-2022 FSC-klagomål.docx
+++ b/klagomål/A 36561-2022 FSC-klagomål.docx
@@ -672,7 +672,7 @@
     <w:r>
       <w:tab/>
       <w:tab/>
-      <w:t>2026-09-28</w:t>
+      <w:t>2026-09-29</w:t>
       <w:br/>
       <w:br/>
     </w:r>

--- a/klagomål/A 36561-2022 FSC-klagomål.docx
+++ b/klagomål/A 36561-2022 FSC-klagomål.docx
@@ -672,7 +672,7 @@
     <w:r>
       <w:tab/>
       <w:tab/>
-      <w:t>2026-09-29</w:t>
+      <w:t>2026-09-30</w:t>
       <w:br/>
       <w:br/>
     </w:r>

--- a/klagomål/A 36561-2022 FSC-klagomål.docx
+++ b/klagomål/A 36561-2022 FSC-klagomål.docx
@@ -672,7 +672,7 @@
     <w:r>
       <w:tab/>
       <w:tab/>
-      <w:t>2026-09-30</w:t>
+      <w:t>2026-10-01</w:t>
       <w:br/>
       <w:br/>
     </w:r>

--- a/klagomål/A 36561-2022 FSC-klagomål.docx
+++ b/klagomål/A 36561-2022 FSC-klagomål.docx
@@ -672,7 +672,7 @@
     <w:r>
       <w:tab/>
       <w:tab/>
-      <w:t>2026-10-01</w:t>
+      <w:t>2026-10-02</w:t>
       <w:br/>
       <w:br/>
     </w:r>

--- a/klagomål/A 36561-2022 FSC-klagomål.docx
+++ b/klagomål/A 36561-2022 FSC-klagomål.docx
@@ -672,7 +672,7 @@
     <w:r>
       <w:tab/>
       <w:tab/>
-      <w:t>2026-10-02</w:t>
+      <w:t>2026-10-03</w:t>
       <w:br/>
       <w:br/>
     </w:r>

--- a/klagomål/A 36561-2022 FSC-klagomål.docx
+++ b/klagomål/A 36561-2022 FSC-klagomål.docx
@@ -672,7 +672,7 @@
     <w:r>
       <w:tab/>
       <w:tab/>
-      <w:t>2026-10-03</w:t>
+      <w:t>2026-10-04</w:t>
       <w:br/>
       <w:br/>
     </w:r>

--- a/klagomål/A 36561-2022 FSC-klagomål.docx
+++ b/klagomål/A 36561-2022 FSC-klagomål.docx
@@ -672,7 +672,7 @@
     <w:r>
       <w:tab/>
       <w:tab/>
-      <w:t>2026-10-04</w:t>
+      <w:t>2026-10-05</w:t>
       <w:br/>
       <w:br/>
     </w:r>

--- a/klagomål/A 36561-2022 FSC-klagomål.docx
+++ b/klagomål/A 36561-2022 FSC-klagomål.docx
@@ -672,7 +672,7 @@
     <w:r>
       <w:tab/>
       <w:tab/>
-      <w:t>2026-10-05</w:t>
+      <w:t>2026-10-06</w:t>
       <w:br/>
       <w:br/>
     </w:r>

--- a/klagomål/A 36561-2022 FSC-klagomål.docx
+++ b/klagomål/A 36561-2022 FSC-klagomål.docx
@@ -672,7 +672,7 @@
     <w:r>
       <w:tab/>
       <w:tab/>
-      <w:t>2026-10-06</w:t>
+      <w:t>2026-10-07</w:t>
       <w:br/>
       <w:br/>
     </w:r>

--- a/klagomål/A 36561-2022 FSC-klagomål.docx
+++ b/klagomål/A 36561-2022 FSC-klagomål.docx
@@ -672,7 +672,7 @@
     <w:r>
       <w:tab/>
       <w:tab/>
-      <w:t>2026-10-07</w:t>
+      <w:t>2026-10-08</w:t>
       <w:br/>
       <w:br/>
     </w:r>

--- a/klagomål/A 36561-2022 FSC-klagomål.docx
+++ b/klagomål/A 36561-2022 FSC-klagomål.docx
@@ -672,7 +672,7 @@
     <w:r>
       <w:tab/>
       <w:tab/>
-      <w:t>2026-10-08</w:t>
+      <w:t>2026-10-09</w:t>
       <w:br/>
       <w:br/>
     </w:r>

--- a/klagomål/A 36561-2022 FSC-klagomål.docx
+++ b/klagomål/A 36561-2022 FSC-klagomål.docx
@@ -672,7 +672,7 @@
     <w:r>
       <w:tab/>
       <w:tab/>
-      <w:t>2026-10-09</w:t>
+      <w:t>2026-10-10</w:t>
       <w:br/>
       <w:br/>
     </w:r>

--- a/klagomål/A 36561-2022 FSC-klagomål.docx
+++ b/klagomål/A 36561-2022 FSC-klagomål.docx
@@ -672,7 +672,7 @@
     <w:r>
       <w:tab/>
       <w:tab/>
-      <w:t>2026-10-10</w:t>
+      <w:t>2026-10-11</w:t>
       <w:br/>
       <w:br/>
     </w:r>

--- a/klagomål/A 36561-2022 FSC-klagomål.docx
+++ b/klagomål/A 36561-2022 FSC-klagomål.docx
@@ -672,7 +672,7 @@
     <w:r>
       <w:tab/>
       <w:tab/>
-      <w:t>2026-10-11</w:t>
+      <w:t>2026-10-12</w:t>
       <w:br/>
       <w:br/>
     </w:r>

--- a/klagomål/A 36561-2022 FSC-klagomål.docx
+++ b/klagomål/A 36561-2022 FSC-klagomål.docx
@@ -672,7 +672,7 @@
     <w:r>
       <w:tab/>
       <w:tab/>
-      <w:t>2026-10-12</w:t>
+      <w:t>2026-10-13</w:t>
       <w:br/>
       <w:br/>
     </w:r>

--- a/klagomål/A 36561-2022 FSC-klagomål.docx
+++ b/klagomål/A 36561-2022 FSC-klagomål.docx
@@ -672,7 +672,7 @@
     <w:r>
       <w:tab/>
       <w:tab/>
-      <w:t>2026-10-13</w:t>
+      <w:t>2026-10-14</w:t>
       <w:br/>
       <w:br/>
     </w:r>

--- a/klagomål/A 36561-2022 FSC-klagomål.docx
+++ b/klagomål/A 36561-2022 FSC-klagomål.docx
@@ -672,7 +672,7 @@
     <w:r>
       <w:tab/>
       <w:tab/>
-      <w:t>2026-10-14</w:t>
+      <w:t>2026-10-15</w:t>
       <w:br/>
       <w:br/>
     </w:r>

--- a/klagomål/A 36561-2022 FSC-klagomål.docx
+++ b/klagomål/A 36561-2022 FSC-klagomål.docx
@@ -672,7 +672,7 @@
     <w:r>
       <w:tab/>
       <w:tab/>
-      <w:t>2026-10-15</w:t>
+      <w:t>2026-10-16</w:t>
       <w:br/>
       <w:br/>
     </w:r>

--- a/klagomål/A 36561-2022 FSC-klagomål.docx
+++ b/klagomål/A 36561-2022 FSC-klagomål.docx
@@ -672,7 +672,7 @@
     <w:r>
       <w:tab/>
       <w:tab/>
-      <w:t>2026-10-16</w:t>
+      <w:t>2026-10-17</w:t>
       <w:br/>
       <w:br/>
     </w:r>

--- a/klagomål/A 36561-2022 FSC-klagomål.docx
+++ b/klagomål/A 36561-2022 FSC-klagomål.docx
@@ -672,7 +672,7 @@
     <w:r>
       <w:tab/>
       <w:tab/>
-      <w:t>2026-10-17</w:t>
+      <w:t>2026-10-18</w:t>
       <w:br/>
       <w:br/>
     </w:r>

--- a/klagomål/A 36561-2022 FSC-klagomål.docx
+++ b/klagomål/A 36561-2022 FSC-klagomål.docx
@@ -672,7 +672,7 @@
     <w:r>
       <w:tab/>
       <w:tab/>
-      <w:t>2026-10-18</w:t>
+      <w:t>2026-10-19</w:t>
       <w:br/>
       <w:br/>
     </w:r>

--- a/klagomål/A 36561-2022 FSC-klagomål.docx
+++ b/klagomål/A 36561-2022 FSC-klagomål.docx
@@ -672,7 +672,7 @@
     <w:r>
       <w:tab/>
       <w:tab/>
-      <w:t>2026-10-19</w:t>
+      <w:t>2026-10-20</w:t>
       <w:br/>
       <w:br/>
     </w:r>

--- a/klagomål/A 36561-2022 FSC-klagomål.docx
+++ b/klagomål/A 36561-2022 FSC-klagomål.docx
@@ -672,7 +672,7 @@
     <w:r>
       <w:tab/>
       <w:tab/>
-      <w:t>2026-10-20</w:t>
+      <w:t>2026-10-21</w:t>
       <w:br/>
       <w:br/>
     </w:r>

--- a/klagomål/A 36561-2022 FSC-klagomål.docx
+++ b/klagomål/A 36561-2022 FSC-klagomål.docx
@@ -672,7 +672,7 @@
     <w:r>
       <w:tab/>
       <w:tab/>
-      <w:t>2026-10-21</w:t>
+      <w:t>2026-10-22</w:t>
       <w:br/>
       <w:br/>
     </w:r>

--- a/klagomål/A 36561-2022 FSC-klagomål.docx
+++ b/klagomål/A 36561-2022 FSC-klagomål.docx
@@ -672,7 +672,7 @@
     <w:r>
       <w:tab/>
       <w:tab/>
-      <w:t>2026-10-22</w:t>
+      <w:t>2026-10-23</w:t>
       <w:br/>
       <w:br/>
     </w:r>

--- a/klagomål/A 36561-2022 FSC-klagomål.docx
+++ b/klagomål/A 36561-2022 FSC-klagomål.docx
@@ -672,7 +672,7 @@
     <w:r>
       <w:tab/>
       <w:tab/>
-      <w:t>2026-10-23</w:t>
+      <w:t>2026-10-24</w:t>
       <w:br/>
       <w:br/>
     </w:r>

--- a/klagomål/A 36561-2022 FSC-klagomål.docx
+++ b/klagomål/A 36561-2022 FSC-klagomål.docx
@@ -672,7 +672,7 @@
     <w:r>
       <w:tab/>
       <w:tab/>
-      <w:t>2026-10-24</w:t>
+      <w:t>2026-10-25</w:t>
       <w:br/>
       <w:br/>
     </w:r>

--- a/klagomål/A 36561-2022 FSC-klagomål.docx
+++ b/klagomål/A 36561-2022 FSC-klagomål.docx
@@ -672,7 +672,7 @@
     <w:r>
       <w:tab/>
       <w:tab/>
-      <w:t>2026-10-25</w:t>
+      <w:t>2026-10-26</w:t>
       <w:br/>
       <w:br/>
     </w:r>

--- a/klagomål/A 36561-2022 FSC-klagomål.docx
+++ b/klagomål/A 36561-2022 FSC-klagomål.docx
@@ -672,7 +672,7 @@
     <w:r>
       <w:tab/>
       <w:tab/>
-      <w:t>2026-10-26</w:t>
+      <w:t>2026-10-27</w:t>
       <w:br/>
       <w:br/>
     </w:r>

--- a/klagomål/A 36561-2022 FSC-klagomål.docx
+++ b/klagomål/A 36561-2022 FSC-klagomål.docx
@@ -672,7 +672,7 @@
     <w:r>
       <w:tab/>
       <w:tab/>
-      <w:t>2026-10-27</w:t>
+      <w:t>2026-10-28</w:t>
       <w:br/>
       <w:br/>
     </w:r>

--- a/klagomål/A 36561-2022 FSC-klagomål.docx
+++ b/klagomål/A 36561-2022 FSC-klagomål.docx
@@ -672,7 +672,7 @@
     <w:r>
       <w:tab/>
       <w:tab/>
-      <w:t>2026-10-28</w:t>
+      <w:t>2026-10-29</w:t>
       <w:br/>
       <w:br/>
     </w:r>

--- a/klagomål/A 36561-2022 FSC-klagomål.docx
+++ b/klagomål/A 36561-2022 FSC-klagomål.docx
@@ -168,7 +168,7 @@
     </w:p>
     <w:p>
       <w:r>
-        <w:t>Detta klagomål behandlar höga naturvärden i avverkningsanmälan A 36561-2022 i Tierps kommun som inkom 2022-08-31 och omfattar 4,6 ha.</w:t>
+        <w:t>Detta klagomål behandlar höga naturvärden i avverkningsanmälan A 36561-2022 i Tierps kommun som inkom 2022-08-31 och omfattar 4,9 ha.</w:t>
       </w:r>
     </w:p>
     <w:p>
@@ -178,7 +178,7 @@
       <w:r>
         <w:drawing>
           <wp:inline xmlns:a="http://schemas.openxmlformats.org/drawingml/2006/main" xmlns:pic="http://schemas.openxmlformats.org/drawingml/2006/picture">
-            <wp:extent cx="5486400" cy="4803076"/>
+            <wp:extent cx="5486400" cy="5406510"/>
             <wp:docPr id="1" name="Picture 1"/>
             <wp:cNvGraphicFramePr>
               <a:graphicFrameLocks noChangeAspect="1"/>
@@ -199,7 +199,7 @@
                   <pic:spPr>
                     <a:xfrm>
                       <a:off x="0" y="0"/>
-                      <a:ext cx="5486400" cy="4803076"/>
+                      <a:ext cx="5486400" cy="5406510"/>
                     </a:xfrm>
                     <a:prstGeom prst="rect"/>
                   </pic:spPr>
@@ -216,7 +216,7 @@
         <w:spacing w:after="240"/>
       </w:pPr>
       <w:r>
-        <w:t>Figur 1. Fyndplatser för naturvårdsarter inom 22 meter från avverkningsanmälan. Markörer utan svart kant är placerade på fyndplatsen. Markörer med svart kant är placerade vid sidan av fyndplatsen och har ett svart streck som visar fyndplatsens exakta position. Kartans mittpunktskoordinat är N 6672777, E 643753 i SWEREF 99 TM.</w:t>
+        <w:t>Figur 1. Fyndplatser för naturvårdsarter inom 22 meter från avverkningsanmälan. Markörer utan svart kant är placerade på fyndplatsen. Markörer med svart kant är placerade vid sidan av fyndplatsen och har ett svart streck som visar fyndplatsens exakta position. Kartans mittpunktskoordinat är N 6672853, E 643729 i SWEREF 99 TM.</w:t>
       </w:r>
     </w:p>
     <w:p>
@@ -672,7 +672,7 @@
     <w:r>
       <w:tab/>
       <w:tab/>
-      <w:t>2026-10-29</w:t>
+      <w:t>2026-10-31</w:t>
       <w:br/>
       <w:br/>
     </w:r>
